--- a/dosyalar/performans-proje/6-sinif/arapca-6-sinif-performans-proje.docx
+++ b/dosyalar/performans-proje/6-sinif/arapca-6-sinif-performans-proje.docx
@@ -1991,7 +1991,7 @@
                 <w:szCs w:val="30"/>
                 <w:rtl/>
               </w:rPr>
-              <w:t xml:space="preserve">جَدِّي اسْمُهُ أَحْمَدُ ، هُوَ فَلَّاحٌ.</w:t>
+              <w:t xml:space="preserve">جَدِّي اسْمُهُ أَحْمَد ، هُوَ فَلَّاحٌ.</w:t>
             </w:r>
           </w:p>
           <w:p>
@@ -2009,7 +2009,7 @@
                 <w:szCs w:val="30"/>
                 <w:rtl/>
               </w:rPr>
-              <w:t xml:space="preserve">جَدَّتِي اسْمُهَا فَاطِمَةُ.</w:t>
+              <w:t xml:space="preserve">جَدَّتِي اسْمُهَا فَاطِمَة.</w:t>
             </w:r>
           </w:p>
           <w:p>
@@ -2027,7 +2027,7 @@
                 <w:szCs w:val="30"/>
                 <w:rtl/>
               </w:rPr>
-              <w:t xml:space="preserve">عَمِّي ضَابِطٌ وَعَمَّتِي مُمَرِّضَةٌ.</w:t>
+              <w:t xml:space="preserve">عَمِّي ضَابِطٌ وَعَمَّتِي مُمَرِّضَةٌ.</w:t>
             </w:r>
           </w:p>
           <w:p>
@@ -2045,7 +2045,7 @@
                 <w:szCs w:val="30"/>
                 <w:rtl/>
               </w:rPr>
-              <w:t xml:space="preserve">خَالِي سَائِقٌ وَخَالَتِي مُعَلِّمَةٌ.</w:t>
+              <w:t xml:space="preserve">خَالِي سَائِقٌ وَخَالَتِي مُعَلِّمَةٌ.</w:t>
             </w:r>
           </w:p>
           <w:p>
@@ -2063,7 +2063,7 @@
                 <w:szCs w:val="30"/>
                 <w:rtl/>
               </w:rPr>
-              <w:t xml:space="preserve">وَالِدِي طَبَّاخٌ ، وَهُوَ مَاهِرٌ.</w:t>
+              <w:t xml:space="preserve">وَالِدِي طَبَّاخٌ ، وَهُوَ مَاهِرٌ.</w:t>
             </w:r>
           </w:p>
           <w:p>
@@ -2081,7 +2081,7 @@
                 <w:szCs w:val="30"/>
                 <w:rtl/>
               </w:rPr>
-              <w:t xml:space="preserve">أُحِبُّ أَقَارِبِي كَثِيرًا.</w:t>
+              <w:t xml:space="preserve">أُحِبُّ أَقَارِبِي كَثِيرًا.</w:t>
             </w:r>
           </w:p>
         </w:tc>
@@ -2167,7 +2167,7 @@
                 <w:szCs w:val="30"/>
                 <w:rtl/>
               </w:rPr>
-              <w:t xml:space="preserve">جَدٌّ   —   جَدَّةٌ   —   عَمٌّ   —   عَمَّةٌ   —   خَالٌ   —   خَالَةٌ   —   وَالِدٌ   —   حَفِيدٌ   —   ضَابِطٌ   —   سَائِقٌ</w:t>
+              <w:t xml:space="preserve">جَدٌّ   —   جَدَّةٌ   —   عَمٌّ   —   عَمَّةٌ   —   خَالٌ   —   خَالَةٌ   —   وَالِدٌ   —   حَفِيدٌ   —   ضَابِطٌ   —   سَائِقٌ</w:t>
             </w:r>
           </w:p>
         </w:tc>
@@ -15628,7 +15628,7 @@
                 <w:szCs w:val="32"/>
                 <w:rtl/>
               </w:rPr>
-              <w:t xml:space="preserve">يَوْمِيَّاتُ الطَّقْسِ</w:t>
+              <w:t xml:space="preserve">يَوْمِيَّاتُ الطَّقْسِ</w:t>
             </w:r>
           </w:p>
           <w:p>
@@ -15646,7 +15646,7 @@
                 <w:szCs w:val="30"/>
                 <w:rtl/>
               </w:rPr>
-              <w:t xml:space="preserve">اَلْيَوْمُ السَّبْتُ.</w:t>
+              <w:t xml:space="preserve">اَليَوْمُ السَّبْتُ.</w:t>
             </w:r>
           </w:p>
           <w:p>
@@ -15664,7 +15664,7 @@
                 <w:szCs w:val="30"/>
                 <w:rtl/>
               </w:rPr>
-              <w:t xml:space="preserve">اَلْجَوُّ مُشْمِسٌ وَحَارٌّ.</w:t>
+              <w:t xml:space="preserve">اَلجَوُّ مُشْمِسٌ وَحَارٌّ.</w:t>
             </w:r>
           </w:p>
           <w:p>
@@ -15682,7 +15682,7 @@
                 <w:szCs w:val="30"/>
                 <w:rtl/>
               </w:rPr>
-              <w:t xml:space="preserve">غَدًا الْجَوُّ مُمْطِرٌ ، وَآخُذُ الْمِظَلَّةَ.</w:t>
+              <w:t xml:space="preserve">غَدًا الجَوُّ مُمْطِرٌ ، وَآخُذُ المِظَلَّةَ.</w:t>
             </w:r>
           </w:p>
           <w:p>
@@ -15700,7 +15700,7 @@
                 <w:szCs w:val="30"/>
                 <w:rtl/>
               </w:rPr>
-              <w:t xml:space="preserve">فِي اللَّيْلِ الْجَوُّ بَارِدٌ.</w:t>
+              <w:t xml:space="preserve">فِي اللَّيْلِ الجَوُّ بَارِدٌ.</w:t>
             </w:r>
           </w:p>
           <w:p>
@@ -15718,7 +15718,7 @@
                 <w:szCs w:val="30"/>
                 <w:rtl/>
               </w:rPr>
-              <w:t xml:space="preserve">أَلْبَسُ الْمِعْطَفَ الْأَحْمَرَ.</w:t>
+              <w:t xml:space="preserve">أَلْبَسُ المِعْطَفَ الأَحْمَرَ.</w:t>
             </w:r>
           </w:p>
           <w:p>
@@ -15736,7 +15736,7 @@
                 <w:szCs w:val="30"/>
                 <w:rtl/>
               </w:rPr>
-              <w:t xml:space="preserve">اَلْيَوْمَ الْجَوُّ مُعْتَدِلٌ ، أَلْبَسُ قَمِيصًا أَبْيَضَ.</w:t>
+              <w:t xml:space="preserve">اَليَوْمَ الجَوُّ مُعْتَدِلٌ ، أَلْبَسُ قَمِيصًا أَبْيَضَ.</w:t>
             </w:r>
           </w:p>
           <w:p>
@@ -15754,7 +15754,7 @@
                 <w:szCs w:val="30"/>
                 <w:rtl/>
               </w:rPr>
-              <w:t xml:space="preserve">أُحِبُّ الْجَوَّ الْمُشْمِسَ.</w:t>
+              <w:t xml:space="preserve">أُحِبُّ الجَوَّ المُشْمِسَ.</w:t>
             </w:r>
           </w:p>
         </w:tc>
@@ -15840,7 +15840,7 @@
                 <w:szCs w:val="30"/>
                 <w:rtl/>
               </w:rPr>
-              <w:t xml:space="preserve">اَلْجَوُّ   —   مُشْمِسٌ   —   مُمْطِرٌ   —   مُثْلِجٌ   —   بَارِدٌ   —   حَارٌّ   —   مُعْتَدِلٌ   —   مِعْطَفٌ   —   مِظَلَّةٌ   —   لَوْنٌ</w:t>
+              <w:t xml:space="preserve">اَلجَوُّ   —   مُشْمِسٌ   —   مُمْطِرٌ   —   مُثْلِجٌ   —   بَارِدٌ   —   حَارٌّ   —   مُعْتَدِلٌ   —   مِعْطَفٌ   —   مِظَلَّةٌ   —   لَوْنٌ</w:t>
             </w:r>
           </w:p>
         </w:tc>

--- a/dosyalar/performans-proje/6-sinif/arapca-6-sinif-performans-proje.docx
+++ b/dosyalar/performans-proje/6-sinif/arapca-6-sinif-performans-proje.docx
@@ -1947,7 +1947,7 @@
             </w:pPr>
             <w:r>
               <w:rPr>
-                <w:rFonts w:ascii="Markazi Text" w:cs="Markazi Text" w:eastAsia="Markazi Text" w:hAnsi="Markazi Text"/>
+                <w:rFonts w:ascii="Arakom" w:cs="Arakom" w:eastAsia="Arakom" w:hAnsi="Arakom"/>
                 <w:b/>
                 <w:bCs/>
                 <w:color w:val="111111"/>
@@ -1965,7 +1965,7 @@
             </w:pPr>
             <w:r>
               <w:rPr>
-                <w:rFonts w:ascii="Markazi Text" w:cs="Markazi Text" w:eastAsia="Markazi Text" w:hAnsi="Markazi Text"/>
+                <w:rFonts w:ascii="Arakom" w:cs="Arakom" w:eastAsia="Arakom" w:hAnsi="Arakom"/>
                 <w:b w:val="false"/>
                 <w:bCs w:val="false"/>
                 <w:color w:val="111111"/>
@@ -1983,7 +1983,7 @@
             </w:pPr>
             <w:r>
               <w:rPr>
-                <w:rFonts w:ascii="Markazi Text" w:cs="Markazi Text" w:eastAsia="Markazi Text" w:hAnsi="Markazi Text"/>
+                <w:rFonts w:ascii="Arakom" w:cs="Arakom" w:eastAsia="Arakom" w:hAnsi="Arakom"/>
                 <w:b w:val="false"/>
                 <w:bCs w:val="false"/>
                 <w:color w:val="111111"/>
@@ -2001,7 +2001,7 @@
             </w:pPr>
             <w:r>
               <w:rPr>
-                <w:rFonts w:ascii="Markazi Text" w:cs="Markazi Text" w:eastAsia="Markazi Text" w:hAnsi="Markazi Text"/>
+                <w:rFonts w:ascii="Arakom" w:cs="Arakom" w:eastAsia="Arakom" w:hAnsi="Arakom"/>
                 <w:b w:val="false"/>
                 <w:bCs w:val="false"/>
                 <w:color w:val="111111"/>
@@ -2019,7 +2019,7 @@
             </w:pPr>
             <w:r>
               <w:rPr>
-                <w:rFonts w:ascii="Markazi Text" w:cs="Markazi Text" w:eastAsia="Markazi Text" w:hAnsi="Markazi Text"/>
+                <w:rFonts w:ascii="Arakom" w:cs="Arakom" w:eastAsia="Arakom" w:hAnsi="Arakom"/>
                 <w:b w:val="false"/>
                 <w:bCs w:val="false"/>
                 <w:color w:val="111111"/>
@@ -2037,7 +2037,7 @@
             </w:pPr>
             <w:r>
               <w:rPr>
-                <w:rFonts w:ascii="Markazi Text" w:cs="Markazi Text" w:eastAsia="Markazi Text" w:hAnsi="Markazi Text"/>
+                <w:rFonts w:ascii="Arakom" w:cs="Arakom" w:eastAsia="Arakom" w:hAnsi="Arakom"/>
                 <w:b w:val="false"/>
                 <w:bCs w:val="false"/>
                 <w:color w:val="111111"/>
@@ -2055,7 +2055,7 @@
             </w:pPr>
             <w:r>
               <w:rPr>
-                <w:rFonts w:ascii="Markazi Text" w:cs="Markazi Text" w:eastAsia="Markazi Text" w:hAnsi="Markazi Text"/>
+                <w:rFonts w:ascii="Arakom" w:cs="Arakom" w:eastAsia="Arakom" w:hAnsi="Arakom"/>
                 <w:b w:val="false"/>
                 <w:bCs w:val="false"/>
                 <w:color w:val="111111"/>
@@ -2073,7 +2073,7 @@
             </w:pPr>
             <w:r>
               <w:rPr>
-                <w:rFonts w:ascii="Markazi Text" w:cs="Markazi Text" w:eastAsia="Markazi Text" w:hAnsi="Markazi Text"/>
+                <w:rFonts w:ascii="Arakom" w:cs="Arakom" w:eastAsia="Arakom" w:hAnsi="Arakom"/>
                 <w:b w:val="false"/>
                 <w:bCs w:val="false"/>
                 <w:color w:val="111111"/>
@@ -2159,7 +2159,7 @@
             </w:pPr>
             <w:r>
               <w:rPr>
-                <w:rFonts w:ascii="Markazi Text" w:cs="Markazi Text" w:eastAsia="Markazi Text" w:hAnsi="Markazi Text"/>
+                <w:rFonts w:ascii="Arakom" w:cs="Arakom" w:eastAsia="Arakom" w:hAnsi="Arakom"/>
                 <w:b w:val="false"/>
                 <w:bCs w:val="false"/>
                 <w:color w:val="111111"/>
@@ -15620,7 +15620,7 @@
             </w:pPr>
             <w:r>
               <w:rPr>
-                <w:rFonts w:ascii="Markazi Text" w:cs="Markazi Text" w:eastAsia="Markazi Text" w:hAnsi="Markazi Text"/>
+                <w:rFonts w:ascii="Arakom" w:cs="Arakom" w:eastAsia="Arakom" w:hAnsi="Arakom"/>
                 <w:b/>
                 <w:bCs/>
                 <w:color w:val="111111"/>
@@ -15638,7 +15638,7 @@
             </w:pPr>
             <w:r>
               <w:rPr>
-                <w:rFonts w:ascii="Markazi Text" w:cs="Markazi Text" w:eastAsia="Markazi Text" w:hAnsi="Markazi Text"/>
+                <w:rFonts w:ascii="Arakom" w:cs="Arakom" w:eastAsia="Arakom" w:hAnsi="Arakom"/>
                 <w:b w:val="false"/>
                 <w:bCs w:val="false"/>
                 <w:color w:val="111111"/>
@@ -15656,7 +15656,7 @@
             </w:pPr>
             <w:r>
               <w:rPr>
-                <w:rFonts w:ascii="Markazi Text" w:cs="Markazi Text" w:eastAsia="Markazi Text" w:hAnsi="Markazi Text"/>
+                <w:rFonts w:ascii="Arakom" w:cs="Arakom" w:eastAsia="Arakom" w:hAnsi="Arakom"/>
                 <w:b w:val="false"/>
                 <w:bCs w:val="false"/>
                 <w:color w:val="111111"/>
@@ -15674,7 +15674,7 @@
             </w:pPr>
             <w:r>
               <w:rPr>
-                <w:rFonts w:ascii="Markazi Text" w:cs="Markazi Text" w:eastAsia="Markazi Text" w:hAnsi="Markazi Text"/>
+                <w:rFonts w:ascii="Arakom" w:cs="Arakom" w:eastAsia="Arakom" w:hAnsi="Arakom"/>
                 <w:b w:val="false"/>
                 <w:bCs w:val="false"/>
                 <w:color w:val="111111"/>
@@ -15692,7 +15692,7 @@
             </w:pPr>
             <w:r>
               <w:rPr>
-                <w:rFonts w:ascii="Markazi Text" w:cs="Markazi Text" w:eastAsia="Markazi Text" w:hAnsi="Markazi Text"/>
+                <w:rFonts w:ascii="Arakom" w:cs="Arakom" w:eastAsia="Arakom" w:hAnsi="Arakom"/>
                 <w:b w:val="false"/>
                 <w:bCs w:val="false"/>
                 <w:color w:val="111111"/>
@@ -15710,7 +15710,7 @@
             </w:pPr>
             <w:r>
               <w:rPr>
-                <w:rFonts w:ascii="Markazi Text" w:cs="Markazi Text" w:eastAsia="Markazi Text" w:hAnsi="Markazi Text"/>
+                <w:rFonts w:ascii="Arakom" w:cs="Arakom" w:eastAsia="Arakom" w:hAnsi="Arakom"/>
                 <w:b w:val="false"/>
                 <w:bCs w:val="false"/>
                 <w:color w:val="111111"/>
@@ -15728,7 +15728,7 @@
             </w:pPr>
             <w:r>
               <w:rPr>
-                <w:rFonts w:ascii="Markazi Text" w:cs="Markazi Text" w:eastAsia="Markazi Text" w:hAnsi="Markazi Text"/>
+                <w:rFonts w:ascii="Arakom" w:cs="Arakom" w:eastAsia="Arakom" w:hAnsi="Arakom"/>
                 <w:b w:val="false"/>
                 <w:bCs w:val="false"/>
                 <w:color w:val="111111"/>
@@ -15746,7 +15746,7 @@
             </w:pPr>
             <w:r>
               <w:rPr>
-                <w:rFonts w:ascii="Markazi Text" w:cs="Markazi Text" w:eastAsia="Markazi Text" w:hAnsi="Markazi Text"/>
+                <w:rFonts w:ascii="Arakom" w:cs="Arakom" w:eastAsia="Arakom" w:hAnsi="Arakom"/>
                 <w:b w:val="false"/>
                 <w:bCs w:val="false"/>
                 <w:color w:val="111111"/>
@@ -15832,7 +15832,7 @@
             </w:pPr>
             <w:r>
               <w:rPr>
-                <w:rFonts w:ascii="Markazi Text" w:cs="Markazi Text" w:eastAsia="Markazi Text" w:hAnsi="Markazi Text"/>
+                <w:rFonts w:ascii="Arakom" w:cs="Arakom" w:eastAsia="Arakom" w:hAnsi="Arakom"/>
                 <w:b w:val="false"/>
                 <w:bCs w:val="false"/>
                 <w:color w:val="111111"/>

--- a/dosyalar/performans-proje/6-sinif/arapca-6-sinif-performans-proje.docx
+++ b/dosyalar/performans-proje/6-sinif/arapca-6-sinif-performans-proje.docx
@@ -667,7 +667,7 @@
                 <w:sz w:val="19"/>
                 <w:szCs w:val="19"/>
               </w:rPr>
-              <w:t xml:space="preserve">2025 Arapça Dersi Öğretim Programı (Türkiye Yüzyılı Maarif Modeli)</w:t>
+              <w:t xml:space="preserve">Arapça Dersi Öğretim Programı (Türkiye Yüzyılı Maarif Modeli)</w:t>
             </w:r>
           </w:p>
         </w:tc>
@@ -14320,7 +14320,7 @@
                 <w:sz w:val="19"/>
                 <w:szCs w:val="19"/>
               </w:rPr>
-              <w:t xml:space="preserve">2025 Arapça Dersi Öğretim Programı (Türkiye Yüzyılı Maarif Modeli)</w:t>
+              <w:t xml:space="preserve">Arapça Dersi Öğretim Programı (Türkiye Yüzyılı Maarif Modeli)</w:t>
             </w:r>
           </w:p>
         </w:tc>
